--- a/Target Folder/QA-Files/zh-CN/National Games File New.docx
+++ b/Target Folder/QA-Files/zh-CN/National Games File New.docx
@@ -5,7 +5,7 @@
     <w:p>
       <w:r>
         <w:rPr/>
-        <w:t xml:space="preserve">全国运动会在展示一个国家的体育实力、促进民族团结和培养公民的体育精神方面发挥着至关重要的作用。这些赛事为运动员提供了在最高水平上竞技的平台，通常是通往奥运会和英联邦运动会等国际比赛的垫脚石。全国运动会的概念在许多国家都很普遍，每个国家都有其独特的传统、历史和意义。</w:t>
+        <w:t xml:space="preserve">全国运动会在展示一个国家的体育实力、促进民族团结以及培养公民体育精神方面发挥着至关重要的作用。这些赛事为运动员提供了在最高水平上竞争的平台，通常是通往奥运会和英联邦运动会等国际比赛的垫脚石。全国运动会的概念在许多国家都很普遍，每个国家都有其独特的传统、历史和意义。</w:t>
       </w:r>
     </w:p>
     <w:p>
@@ -26,7 +26,7 @@
     <w:p>
       <w:r>
         <w:rPr/>
-        <w:t xml:space="preserve">全国运动会的起源可以追溯到古代，当时文明社会组织竞技体育赛事，以展示身体能力和耐力。例如，希腊人在奥林匹亚举办了古代奥运会，这后来启发了现代全国体育赛事。多年来，许多国家采纳了组织自己的全国运动会的想法，以鼓励体育发展和发现有前途的运动员。</w:t>
+        <w:t xml:space="preserve">全国运动会的起源可以追溯到古代，当时各个文明组织竞技体育赛事，以展示体能和耐力。例如，希腊人在奥林匹亚举办了古代奥运会，这后来启发了现代全国体育赛事。多年来，许多国家采纳了组织自己的全国运动会的想法，以鼓励体育发展并发现有前途的运动员。</w:t>
       </w:r>
     </w:p>
     <w:p>
@@ -53,7 +53,7 @@
     <w:p>
       <w:r>
         <w:rPr/>
-        <w:t xml:space="preserve">全国运动会为国家发展的多个方面做出了贡献。一些主要益处包括：</w:t>
+        <w:t xml:space="preserve">全国运动会有助于国家发展的多个方面。一些主要益处包括：</w:t>
       </w:r>
     </w:p>
     <w:p>
@@ -92,7 +92,7 @@
       </w:pPr>
       <w:r>
         <w:rPr/>
-        <w:t xml:space="preserve">它们为球探和国家体育联合会提供了发现潜在国际冠军的机会。</w:t>
+        <w:t xml:space="preserve">它们为球探和国家体育联合会提供了识别潜在国际冠军的机会。</w:t>
       </w:r>
     </w:p>
     <w:p>
@@ -119,7 +119,7 @@
       </w:pPr>
       <w:r>
         <w:rPr/>
-        <w:t xml:space="preserve">这些赛事将来自不同地区和背景的运动员和观众聚集在一起，培养了民族自豪感。</w:t>
+        <w:t xml:space="preserve">这些赛事汇集了来自不同地区和背景的运动员和观众，培养了民族自豪感。</w:t>
       </w:r>
     </w:p>
     <w:p>
@@ -170,7 +170,7 @@
       </w:pPr>
       <w:r>
         <w:rPr/>
-        <w:t xml:space="preserve">它创造了直接在体育领域和间接在酒店和媒体等相关行业中的就业机会。</w:t>
+        <w:t xml:space="preserve">它创造了就业机会，既有体育领域的直接就业，也有酒店和媒体等相关产业的间接就业。</w:t>
       </w:r>
     </w:p>
     <w:p>
@@ -209,7 +209,7 @@
       </w:pPr>
       <w:r>
         <w:rPr/>
-        <w:t xml:space="preserve">它有助于对抗与生活方式相关的疾病并增进整体公共健康。</w:t>
+        <w:t xml:space="preserve">它有助于对抗与生活方式相关的疾病，并增进整体公共健康。</w:t>
       </w:r>
     </w:p>
     <w:p>
@@ -224,7 +224,7 @@
           <w:b/>
           <w:bCs/>
         </w:rPr>
-        <w:t xml:space="preserve">增强国际竞争力：</w:t>
+        <w:t xml:space="preserve">提升国际竞争力：</w:t>
       </w:r>
     </w:p>
     <w:p>
@@ -236,7 +236,7 @@
       </w:pPr>
       <w:r>
         <w:rPr/>
-        <w:t xml:space="preserve">运动员获得经验和曝光，为国际比赛做准备。</w:t>
+        <w:t xml:space="preserve">运动员获得经验和曝光度，为国际比赛做好准备。</w:t>
       </w:r>
     </w:p>
     <w:p>
@@ -248,7 +248,7 @@
       </w:pPr>
       <w:r>
         <w:rPr/>
-        <w:t xml:space="preserve">强大的国家体育系统提高了国家在奥运会和世界杯等全球赛事中的表现。</w:t>
+        <w:t xml:space="preserve">强大的国家体育体系可以提高一个国家在奥运会和世界杯等全球赛事中的表现。</w:t>
       </w:r>
     </w:p>
     <w:p>
@@ -296,7 +296,7 @@
       </w:pPr>
       <w:r>
         <w:rPr/>
-        <w:t xml:space="preserve">运动员通过地区和省级比赛获得资格。</w:t>
+        <w:t xml:space="preserve">运动员通过地区和省级比赛获得参赛资格。</w:t>
       </w:r>
     </w:p>
     <w:p>
@@ -413,7 +413,7 @@
       </w:pPr>
       <w:r>
         <w:rPr/>
-        <w:t xml:space="preserve">运动员在各个项目中争夺金、银、铜牌。</w:t>
+        <w:t xml:space="preserve">运动员在各项比赛中争夺金、银、铜牌。</w:t>
       </w:r>
     </w:p>
     <w:p>
@@ -425,7 +425,7 @@
       </w:pPr>
       <w:r>
         <w:rPr/>
-        <w:t xml:space="preserve">表现出色的运动员可能会获得现金奖励、奖学金和国家认可。</w:t>
+        <w:t xml:space="preserve">表现优异的选手可能会获得现金奖励、奖学金和国家认可。</w:t>
       </w:r>
     </w:p>
     <w:p>
@@ -467,7 +467,7 @@
       </w:pPr>
       <w:r>
         <w:rPr/>
-        <w:t xml:space="preserve">印度全国运动会是一项每隔几年举办一次的综合性体育赛事，涵盖多个体育项目。</w:t>
+        <w:t xml:space="preserve">印度全国运动会是一项每隔几年举办一次的综合性体育赛事，涵盖多个项目的比赛。</w:t>
       </w:r>
     </w:p>
     <w:p>
@@ -479,7 +479,7 @@
       </w:pPr>
       <w:r>
         <w:rPr/>
-        <w:t xml:space="preserve">它在发掘顶尖运动员方面发挥了重要作用，这些运动员后来代表印度登上了国际舞台。</w:t>
+        <w:t xml:space="preserve">它在发掘顶尖运动员方面发挥了重要作用，这些运动员后来代表印度参加了国际赛事。</w:t>
       </w:r>
     </w:p>
     <w:p>
@@ -506,7 +506,7 @@
       </w:pPr>
       <w:r>
         <w:rPr/>
-        <w:t xml:space="preserve">一项独特的体育赛事，专注于老年公民，旨在促进老年人的积极老龄化和健身。</w:t>
+        <w:t xml:space="preserve">一项独特的体育赛事，专注于老年公民，旨在促进老年人积极老龄化和健身。</w:t>
       </w:r>
     </w:p>
     <w:p>
@@ -521,7 +521,7 @@
           <w:b/>
           <w:bCs/>
         </w:rPr>
-        <w:t xml:space="preserve">中国——中华人民共和国全国运动会</w:t>
+        <w:t xml:space="preserve">中国——全国运动会</w:t>
       </w:r>
     </w:p>
     <w:p>
@@ -533,7 +533,7 @@
       </w:pPr>
       <w:r>
         <w:rPr/>
-        <w:t xml:space="preserve">一项竞争激烈的赛事，展示了中国顶尖的运动人才，是奥运会参赛的前奏。</w:t>
+        <w:t xml:space="preserve">一项竞争激烈的赛事，展示了中国顶尖的体育人才，是奥运会参赛的预演。</w:t>
       </w:r>
     </w:p>
     <w:p>
@@ -560,7 +560,7 @@
       </w:pPr>
       <w:r>
         <w:rPr/>
-        <w:t xml:space="preserve">斯巴达克运动会最初在苏联推出，是一系列综合性体育赛事，旨在促进身体健康并发现未来的体育冠军。</w:t>
+        <w:t xml:space="preserve">斯巴达克运动会最初在苏联引入，是一系列综合性体育赛事，旨在促进体能训练和发掘未来的体育冠军。</w:t>
       </w:r>
     </w:p>
     <w:p>
@@ -587,28 +587,28 @@
       </w:pPr>
       <w:r>
         <w:rPr/>
-        <w:t xml:space="preserve">巴西的一项重大体育赛事，鼓励各地区参与，并为年轻运动员培养职业体育生涯。</w:t>
-      </w:r>
-    </w:p>
-    <w:p>
-      <w:pPr>
-        <w:rPr>
-          <w:b/>
-          <w:bCs/>
-        </w:rPr>
-      </w:pPr>
-      <w:r>
-        <w:rPr>
-          <w:b/>
-          <w:bCs/>
-        </w:rPr>
-        <w:t xml:space="preserve">组织全国性运动会面临的挑战</w:t>
-      </w:r>
-    </w:p>
-    <w:p>
-      <w:r>
-        <w:rPr/>
-        <w:t xml:space="preserve">尽管有很多好处，但组织全国性运动会也面临一系列挑战，包括：</w:t>
+        <w:t xml:space="preserve">巴西的一项重大体育赛事，鼓励各地区参与，并为年轻运动员的职业体育生涯培养人才。</w:t>
+      </w:r>
+    </w:p>
+    <w:p>
+      <w:pPr>
+        <w:rPr>
+          <w:b/>
+          <w:bCs/>
+        </w:rPr>
+      </w:pPr>
+      <w:r>
+        <w:rPr>
+          <w:b/>
+          <w:bCs/>
+        </w:rPr>
+        <w:t xml:space="preserve">组织全国运动会面临的挑战</w:t>
+      </w:r>
+    </w:p>
+    <w:p>
+      <w:r>
+        <w:rPr/>
+        <w:t xml:space="preserve">尽管全国运动会益处良多，但其组织也面临一系列挑战，包括：</w:t>
       </w:r>
     </w:p>
     <w:p>
@@ -623,7 +623,7 @@
           <w:b/>
           <w:bCs/>
         </w:rPr>
-        <w:t xml:space="preserve">财政限制：</w:t>
+        <w:t xml:space="preserve">资金限制：</w:t>
       </w:r>
     </w:p>
     <w:p>
@@ -635,7 +635,7 @@
       </w:pPr>
       <w:r>
         <w:rPr/>
-        <w:t xml:space="preserve">组织大型体育赛事的成本可能很高，需要对基础设施、安保和物流进行大量投资。</w:t>
+        <w:t xml:space="preserve">组织大型体育赛事的成本可能很高，需要在基础设施、安保和物流方面投入大量资金。</w:t>
       </w:r>
     </w:p>
     <w:p>
@@ -662,7 +662,7 @@
       </w:pPr>
       <w:r>
         <w:rPr/>
-        <w:t xml:space="preserve">管理多个体育场馆、住宿以及运动员和官员的交通是一项复杂的任务。</w:t>
+        <w:t xml:space="preserve">管理多个体育场馆、运动员和官员的住宿以及交通是一项复杂的任务。</w:t>
       </w:r>
     </w:p>
     <w:p>
@@ -677,7 +677,7 @@
           <w:b/>
           <w:bCs/>
         </w:rPr>
-        <w:t xml:space="preserve">确保公平竞争和诚信：</w:t>
+        <w:t xml:space="preserve">确保公平竞赛和诚信：</w:t>
       </w:r>
     </w:p>
     <w:p>
@@ -689,7 +689,7 @@
       </w:pPr>
       <w:r>
         <w:rPr/>
-        <w:t xml:space="preserve">兴奋剂丑闻、操纵比赛和其他形式的腐败可能会损害全国性运动会的公信力。</w:t>
+        <w:t xml:space="preserve">兴奋剂丑闻、操纵比赛和其他形式的腐败可能会损害全国运动会的公信力。</w:t>
       </w:r>
     </w:p>
     <w:p>
@@ -701,7 +701,7 @@
       </w:pPr>
       <w:r>
         <w:rPr/>
-        <w:t xml:space="preserve">必须执行严格的反兴奋剂规定和道德准则。</w:t>
+        <w:t xml:space="preserve">必须严格执行反兴奋剂规定和道德准则。</w:t>
       </w:r>
     </w:p>
     <w:p>
@@ -728,28 +728,28 @@
       </w:pPr>
       <w:r>
         <w:rPr/>
-        <w:t xml:space="preserve">虽然热门运动吸引了观众，但一些鲜为人知的项目却难以获得观众参与和赞助。</w:t>
-      </w:r>
-    </w:p>
-    <w:p>
-      <w:pPr>
-        <w:rPr>
-          <w:b/>
-          <w:bCs/>
-        </w:rPr>
-      </w:pPr>
-      <w:r>
-        <w:rPr>
-          <w:b/>
-          <w:bCs/>
-        </w:rPr>
-        <w:t xml:space="preserve">全国性运动会的未来</w:t>
-      </w:r>
-    </w:p>
-    <w:p>
-      <w:r>
-        <w:rPr/>
-        <w:t xml:space="preserve">随着技术的进步和全球对体育兴趣的日益增长，全国性运动会正以多种方式发展：</w:t>
+        <w:t xml:space="preserve">虽然热门运动项目能吸引观众，但一些鲜为人知的项目却难以获得观众参与度和赞助。</w:t>
+      </w:r>
+    </w:p>
+    <w:p>
+      <w:pPr>
+        <w:rPr>
+          <w:b/>
+          <w:bCs/>
+        </w:rPr>
+      </w:pPr>
+      <w:r>
+        <w:rPr>
+          <w:b/>
+          <w:bCs/>
+        </w:rPr>
+        <w:t xml:space="preserve">全国运动会的未来</w:t>
+      </w:r>
+    </w:p>
+    <w:p>
+      <w:r>
+        <w:rPr/>
+        <w:t xml:space="preserve">随着技术进步和全球对体育兴趣的日益增长，全国运动会正以多种方式发展：</w:t>
       </w:r>
     </w:p>
     <w:p>
@@ -776,7 +776,7 @@
       </w:pPr>
       <w:r>
         <w:rPr/>
-        <w:t xml:space="preserve">直播和数字平台使全球观众更容易观看全国性运动会。</w:t>
+        <w:t xml:space="preserve">直播和数字平台使全球观众更容易观看全国运动会。</w:t>
       </w:r>
     </w:p>
     <w:p>
@@ -791,7 +791,7 @@
           <w:b/>
           <w:bCs/>
         </w:rPr>
-        <w:t xml:space="preserve">电子竞技的加入：</w:t>
+        <w:t xml:space="preserve">电子竞技的纳入：</w:t>
       </w:r>
     </w:p>
     <w:p>
@@ -803,7 +803,7 @@
       </w:pPr>
       <w:r>
         <w:rPr/>
-        <w:t xml:space="preserve">一些国家正在将电子竞技纳入其全国性运动会，认识到竞技游戏日益增长的影响力。</w:t>
+        <w:t xml:space="preserve">一些国家正在将电子竞技纳入其全国运动会，以 reconhecer 竞技游戏日益增长的影响力。</w:t>
       </w:r>
     </w:p>
     <w:p>
@@ -857,7 +857,7 @@
       </w:pPr>
       <w:r>
         <w:rPr/>
-        <w:t xml:space="preserve">全国性运动会通过残疾人体育赛事促进性别平等，鼓励残疾运动员参与。</w:t>
+        <w:t xml:space="preserve">全国运动会正在通过残疾人运动会促进性别平等，并鼓励残疾运动员参与。</w:t>
       </w:r>
     </w:p>
     <w:p>
@@ -878,7 +878,7 @@
     <w:p>
       <w:r>
         <w:rPr/>
-        <w:t xml:space="preserve">全国性运动会不仅仅是体育比赛；它们是人才、文化和民族自豪感的庆典。通过培养年轻运动员、促进团结和提振经济，这些运动会对国家的发展做出了重大贡献。尽管存在挑战，但组织、技术和政策的持续改进可以增强全国性运动会的影响力和覆盖面，确保它们在未来几代人中仍然是一个国家体育认同的重要组成部分。</w:t>
+        <w:t xml:space="preserve">全国运动会不仅仅是体育比赛，它们更是对人才、文化和民族自豪感的颂扬。通过培养年轻运动员、促进团结和提振经济，这些运动会对国家发展做出了重大贡献。尽管存在挑战，但组织、技术和政策方面的持续改进可以增强全国运动会的影响力和覆盖范围，确保它们在未来几代人中仍然是国家体育身份的重要组成部分。</w:t>
       </w:r>
     </w:p>
     <w:p/>
